--- a/documents/word/07_RISK_COMPLIANCE.docx
+++ b/documents/word/07_RISK_COMPLIANCE.docx
@@ -4,6 +4,7 @@
   <w:body>
     <w:p>
       <w:pPr>
+        <w:shd w:val="clear" w:color="auto" w:fill="0E2841" w:themeFill="text2"/>
         <w:spacing w:before="100" w:beforeAutospacing="1" w:after="100" w:afterAutospacing="1" w:line="240" w:lineRule="auto"/>
         <w:outlineLvl w:val="0"/>
         <w:rPr>
@@ -1062,39 +1063,32 @@
     </w:p>
     <w:tbl>
       <w:tblPr>
+        <w:tblStyle w:val="PlainTable1"/>
         <w:tblW w:w="0" w:type="auto"/>
-        <w:tblCellSpacing w:w="15" w:type="dxa"/>
-        <w:tblCellMar>
-          <w:top w:w="15" w:type="dxa"/>
-          <w:left w:w="15" w:type="dxa"/>
-          <w:bottom w:w="15" w:type="dxa"/>
-          <w:right w:w="15" w:type="dxa"/>
-        </w:tblCellMar>
         <w:tblLook w:val="04A0" w:firstRow="1" w:lastRow="0" w:firstColumn="1" w:lastColumn="0" w:noHBand="0" w:noVBand="1"/>
       </w:tblPr>
       <w:tblGrid>
-        <w:gridCol w:w="529"/>
-        <w:gridCol w:w="2881"/>
+        <w:gridCol w:w="670"/>
+        <w:gridCol w:w="3022"/>
       </w:tblGrid>
       <w:tr>
         <w:trPr>
-          <w:tblHeader/>
-          <w:tblCellSpacing w:w="15" w:type="dxa"/>
+          <w:cnfStyle w:val="100000000000" w:firstRow="1" w:lastRow="0" w:firstColumn="0" w:lastColumn="0" w:oddVBand="0" w:evenVBand="0" w:oddHBand="0" w:evenHBand="0" w:firstRowFirstColumn="0" w:firstRowLastColumn="0" w:lastRowFirstColumn="0" w:lastRowLastColumn="0"/>
         </w:trPr>
         <w:tc>
           <w:tcPr>
+            <w:cnfStyle w:val="001000000000" w:firstRow="0" w:lastRow="0" w:firstColumn="1" w:lastColumn="0" w:oddVBand="0" w:evenVBand="0" w:oddHBand="0" w:evenHBand="0" w:firstRowFirstColumn="0" w:firstRowLastColumn="0" w:lastRowFirstColumn="0" w:lastRowLastColumn="0"/>
             <w:tcW w:w="0" w:type="auto"/>
-            <w:vAlign w:val="center"/>
+            <w:shd w:val="clear" w:color="auto" w:fill="0E2841" w:themeFill="text2"/>
             <w:hideMark/>
           </w:tcPr>
           <w:p>
             <w:pPr>
-              <w:spacing w:after="0" w:line="240" w:lineRule="auto"/>
               <w:jc w:val="center"/>
               <w:rPr>
                 <w:rFonts w:ascii="Times New Roman" w:eastAsia="Times New Roman" w:hAnsi="Times New Roman" w:cs="Times New Roman"/>
-                <w:b/>
-                <w:bCs/>
+                <w:b w:val="0"/>
+                <w:bCs w:val="0"/>
                 <w:kern w:val="0"/>
                 <w:sz w:val="24"/>
                 <w:szCs w:val="24"/>
@@ -1105,8 +1099,6 @@
             <w:r>
               <w:rPr>
                 <w:rFonts w:ascii="Times New Roman" w:eastAsia="Times New Roman" w:hAnsi="Times New Roman" w:cs="Times New Roman"/>
-                <w:b/>
-                <w:bCs/>
                 <w:kern w:val="0"/>
                 <w:sz w:val="24"/>
                 <w:szCs w:val="24"/>
@@ -1120,17 +1112,17 @@
         <w:tc>
           <w:tcPr>
             <w:tcW w:w="0" w:type="auto"/>
-            <w:vAlign w:val="center"/>
+            <w:shd w:val="clear" w:color="auto" w:fill="0E2841" w:themeFill="text2"/>
             <w:hideMark/>
           </w:tcPr>
           <w:p>
             <w:pPr>
-              <w:spacing w:after="0" w:line="240" w:lineRule="auto"/>
               <w:jc w:val="center"/>
+              <w:cnfStyle w:val="100000000000" w:firstRow="1" w:lastRow="0" w:firstColumn="0" w:lastColumn="0" w:oddVBand="0" w:evenVBand="0" w:oddHBand="0" w:evenHBand="0" w:firstRowFirstColumn="0" w:firstRowLastColumn="0" w:lastRowFirstColumn="0" w:lastRowLastColumn="0"/>
               <w:rPr>
                 <w:rFonts w:ascii="Times New Roman" w:eastAsia="Times New Roman" w:hAnsi="Times New Roman" w:cs="Times New Roman"/>
-                <w:b/>
-                <w:bCs/>
+                <w:b w:val="0"/>
+                <w:bCs w:val="0"/>
                 <w:kern w:val="0"/>
                 <w:sz w:val="24"/>
                 <w:szCs w:val="24"/>
@@ -1141,8 +1133,6 @@
             <w:r>
               <w:rPr>
                 <w:rFonts w:ascii="Times New Roman" w:eastAsia="Times New Roman" w:hAnsi="Times New Roman" w:cs="Times New Roman"/>
-                <w:b/>
-                <w:bCs/>
                 <w:kern w:val="0"/>
                 <w:sz w:val="24"/>
                 <w:szCs w:val="24"/>
@@ -1156,17 +1146,16 @@
       </w:tr>
       <w:tr>
         <w:trPr>
-          <w:tblCellSpacing w:w="15" w:type="dxa"/>
+          <w:cnfStyle w:val="000000100000" w:firstRow="0" w:lastRow="0" w:firstColumn="0" w:lastColumn="0" w:oddVBand="0" w:evenVBand="0" w:oddHBand="1" w:evenHBand="0" w:firstRowFirstColumn="0" w:firstRowLastColumn="0" w:lastRowFirstColumn="0" w:lastRowLastColumn="0"/>
         </w:trPr>
         <w:tc>
           <w:tcPr>
+            <w:cnfStyle w:val="001000000000" w:firstRow="0" w:lastRow="0" w:firstColumn="1" w:lastColumn="0" w:oddVBand="0" w:evenVBand="0" w:oddHBand="0" w:evenHBand="0" w:firstRowFirstColumn="0" w:firstRowLastColumn="0" w:lastRowFirstColumn="0" w:lastRowLastColumn="0"/>
             <w:tcW w:w="0" w:type="auto"/>
-            <w:vAlign w:val="center"/>
             <w:hideMark/>
           </w:tcPr>
           <w:p>
             <w:pPr>
-              <w:spacing w:after="0" w:line="240" w:lineRule="auto"/>
               <w:rPr>
                 <w:rFonts w:ascii="Times New Roman" w:eastAsia="Times New Roman" w:hAnsi="Times New Roman" w:cs="Times New Roman"/>
                 <w:kern w:val="0"/>
@@ -1192,12 +1181,11 @@
         <w:tc>
           <w:tcPr>
             <w:tcW w:w="0" w:type="auto"/>
-            <w:vAlign w:val="center"/>
             <w:hideMark/>
           </w:tcPr>
           <w:p>
             <w:pPr>
-              <w:spacing w:after="0" w:line="240" w:lineRule="auto"/>
+              <w:cnfStyle w:val="000000100000" w:firstRow="0" w:lastRow="0" w:firstColumn="0" w:lastColumn="0" w:oddVBand="0" w:evenVBand="0" w:oddHBand="1" w:evenHBand="0" w:firstRowFirstColumn="0" w:firstRowLastColumn="0" w:lastRowFirstColumn="0" w:lastRowLastColumn="0"/>
               <w:rPr>
                 <w:rFonts w:ascii="Times New Roman" w:eastAsia="Times New Roman" w:hAnsi="Times New Roman" w:cs="Times New Roman"/>
                 <w:kern w:val="0"/>
@@ -1222,18 +1210,14 @@
         </w:tc>
       </w:tr>
       <w:tr>
-        <w:trPr>
-          <w:tblCellSpacing w:w="15" w:type="dxa"/>
-        </w:trPr>
         <w:tc>
           <w:tcPr>
+            <w:cnfStyle w:val="001000000000" w:firstRow="0" w:lastRow="0" w:firstColumn="1" w:lastColumn="0" w:oddVBand="0" w:evenVBand="0" w:oddHBand="0" w:evenHBand="0" w:firstRowFirstColumn="0" w:firstRowLastColumn="0" w:lastRowFirstColumn="0" w:lastRowLastColumn="0"/>
             <w:tcW w:w="0" w:type="auto"/>
-            <w:vAlign w:val="center"/>
             <w:hideMark/>
           </w:tcPr>
           <w:p>
             <w:pPr>
-              <w:spacing w:after="0" w:line="240" w:lineRule="auto"/>
               <w:rPr>
                 <w:rFonts w:ascii="Times New Roman" w:eastAsia="Times New Roman" w:hAnsi="Times New Roman" w:cs="Times New Roman"/>
                 <w:kern w:val="0"/>
@@ -1259,12 +1243,11 @@
         <w:tc>
           <w:tcPr>
             <w:tcW w:w="0" w:type="auto"/>
-            <w:vAlign w:val="center"/>
             <w:hideMark/>
           </w:tcPr>
           <w:p>
             <w:pPr>
-              <w:spacing w:after="0" w:line="240" w:lineRule="auto"/>
+              <w:cnfStyle w:val="000000000000" w:firstRow="0" w:lastRow="0" w:firstColumn="0" w:lastColumn="0" w:oddVBand="0" w:evenVBand="0" w:oddHBand="0" w:evenHBand="0" w:firstRowFirstColumn="0" w:firstRowLastColumn="0" w:lastRowFirstColumn="0" w:lastRowLastColumn="0"/>
               <w:rPr>
                 <w:rFonts w:ascii="Times New Roman" w:eastAsia="Times New Roman" w:hAnsi="Times New Roman" w:cs="Times New Roman"/>
                 <w:kern w:val="0"/>
@@ -1290,17 +1273,16 @@
       </w:tr>
       <w:tr>
         <w:trPr>
-          <w:tblCellSpacing w:w="15" w:type="dxa"/>
+          <w:cnfStyle w:val="000000100000" w:firstRow="0" w:lastRow="0" w:firstColumn="0" w:lastColumn="0" w:oddVBand="0" w:evenVBand="0" w:oddHBand="1" w:evenHBand="0" w:firstRowFirstColumn="0" w:firstRowLastColumn="0" w:lastRowFirstColumn="0" w:lastRowLastColumn="0"/>
         </w:trPr>
         <w:tc>
           <w:tcPr>
+            <w:cnfStyle w:val="001000000000" w:firstRow="0" w:lastRow="0" w:firstColumn="1" w:lastColumn="0" w:oddVBand="0" w:evenVBand="0" w:oddHBand="0" w:evenHBand="0" w:firstRowFirstColumn="0" w:firstRowLastColumn="0" w:lastRowFirstColumn="0" w:lastRowLastColumn="0"/>
             <w:tcW w:w="0" w:type="auto"/>
-            <w:vAlign w:val="center"/>
             <w:hideMark/>
           </w:tcPr>
           <w:p>
             <w:pPr>
-              <w:spacing w:after="0" w:line="240" w:lineRule="auto"/>
               <w:rPr>
                 <w:rFonts w:ascii="Times New Roman" w:eastAsia="Times New Roman" w:hAnsi="Times New Roman" w:cs="Times New Roman"/>
                 <w:kern w:val="0"/>
@@ -1326,12 +1308,11 @@
         <w:tc>
           <w:tcPr>
             <w:tcW w:w="0" w:type="auto"/>
-            <w:vAlign w:val="center"/>
             <w:hideMark/>
           </w:tcPr>
           <w:p>
             <w:pPr>
-              <w:spacing w:after="0" w:line="240" w:lineRule="auto"/>
+              <w:cnfStyle w:val="000000100000" w:firstRow="0" w:lastRow="0" w:firstColumn="0" w:lastColumn="0" w:oddVBand="0" w:evenVBand="0" w:oddHBand="1" w:evenHBand="0" w:firstRowFirstColumn="0" w:firstRowLastColumn="0" w:lastRowFirstColumn="0" w:lastRowLastColumn="0"/>
               <w:rPr>
                 <w:rFonts w:ascii="Times New Roman" w:eastAsia="Times New Roman" w:hAnsi="Times New Roman" w:cs="Times New Roman"/>
                 <w:kern w:val="0"/>
@@ -1356,18 +1337,14 @@
         </w:tc>
       </w:tr>
       <w:tr>
-        <w:trPr>
-          <w:tblCellSpacing w:w="15" w:type="dxa"/>
-        </w:trPr>
         <w:tc>
           <w:tcPr>
+            <w:cnfStyle w:val="001000000000" w:firstRow="0" w:lastRow="0" w:firstColumn="1" w:lastColumn="0" w:oddVBand="0" w:evenVBand="0" w:oddHBand="0" w:evenHBand="0" w:firstRowFirstColumn="0" w:firstRowLastColumn="0" w:lastRowFirstColumn="0" w:lastRowLastColumn="0"/>
             <w:tcW w:w="0" w:type="auto"/>
-            <w:vAlign w:val="center"/>
             <w:hideMark/>
           </w:tcPr>
           <w:p>
             <w:pPr>
-              <w:spacing w:after="0" w:line="240" w:lineRule="auto"/>
               <w:rPr>
                 <w:rFonts w:ascii="Times New Roman" w:eastAsia="Times New Roman" w:hAnsi="Times New Roman" w:cs="Times New Roman"/>
                 <w:kern w:val="0"/>
@@ -1393,12 +1370,11 @@
         <w:tc>
           <w:tcPr>
             <w:tcW w:w="0" w:type="auto"/>
-            <w:vAlign w:val="center"/>
             <w:hideMark/>
           </w:tcPr>
           <w:p>
             <w:pPr>
-              <w:spacing w:after="0" w:line="240" w:lineRule="auto"/>
+              <w:cnfStyle w:val="000000000000" w:firstRow="0" w:lastRow="0" w:firstColumn="0" w:lastColumn="0" w:oddVBand="0" w:evenVBand="0" w:oddHBand="0" w:evenHBand="0" w:firstRowFirstColumn="0" w:firstRowLastColumn="0" w:lastRowFirstColumn="0" w:lastRowLastColumn="0"/>
               <w:rPr>
                 <w:rFonts w:ascii="Times New Roman" w:eastAsia="Times New Roman" w:hAnsi="Times New Roman" w:cs="Times New Roman"/>
                 <w:kern w:val="0"/>
@@ -1424,17 +1400,16 @@
       </w:tr>
       <w:tr>
         <w:trPr>
-          <w:tblCellSpacing w:w="15" w:type="dxa"/>
+          <w:cnfStyle w:val="000000100000" w:firstRow="0" w:lastRow="0" w:firstColumn="0" w:lastColumn="0" w:oddVBand="0" w:evenVBand="0" w:oddHBand="1" w:evenHBand="0" w:firstRowFirstColumn="0" w:firstRowLastColumn="0" w:lastRowFirstColumn="0" w:lastRowLastColumn="0"/>
         </w:trPr>
         <w:tc>
           <w:tcPr>
+            <w:cnfStyle w:val="001000000000" w:firstRow="0" w:lastRow="0" w:firstColumn="1" w:lastColumn="0" w:oddVBand="0" w:evenVBand="0" w:oddHBand="0" w:evenHBand="0" w:firstRowFirstColumn="0" w:firstRowLastColumn="0" w:lastRowFirstColumn="0" w:lastRowLastColumn="0"/>
             <w:tcW w:w="0" w:type="auto"/>
-            <w:vAlign w:val="center"/>
             <w:hideMark/>
           </w:tcPr>
           <w:p>
             <w:pPr>
-              <w:spacing w:after="0" w:line="240" w:lineRule="auto"/>
               <w:rPr>
                 <w:rFonts w:ascii="Times New Roman" w:eastAsia="Times New Roman" w:hAnsi="Times New Roman" w:cs="Times New Roman"/>
                 <w:kern w:val="0"/>
@@ -1460,12 +1435,11 @@
         <w:tc>
           <w:tcPr>
             <w:tcW w:w="0" w:type="auto"/>
-            <w:vAlign w:val="center"/>
             <w:hideMark/>
           </w:tcPr>
           <w:p>
             <w:pPr>
-              <w:spacing w:after="0" w:line="240" w:lineRule="auto"/>
+              <w:cnfStyle w:val="000000100000" w:firstRow="0" w:lastRow="0" w:firstColumn="0" w:lastColumn="0" w:oddVBand="0" w:evenVBand="0" w:oddHBand="1" w:evenHBand="0" w:firstRowFirstColumn="0" w:firstRowLastColumn="0" w:lastRowFirstColumn="0" w:lastRowLastColumn="0"/>
               <w:rPr>
                 <w:rFonts w:ascii="Times New Roman" w:eastAsia="Times New Roman" w:hAnsi="Times New Roman" w:cs="Times New Roman"/>
                 <w:kern w:val="0"/>
@@ -2071,7 +2045,6 @@
           <w:lang w:val="en-GB" w:eastAsia="en-GB" w:bidi="ar-SA"/>
           <w14:ligatures w14:val="none"/>
         </w:rPr>
-        <w:lastRenderedPageBreak/>
         <w:pict w14:anchorId="3005891C">
           <v:rect id="_x0000_i1032" style="width:0;height:1.5pt" o:hralign="center" o:hrstd="t" o:hr="t" fillcolor="#a0a0a0" stroked="f"/>
         </w:pict>
@@ -2103,6 +2076,7 @@
           <w:lang w:val="en-GB" w:eastAsia="en-GB" w:bidi="ar-SA"/>
           <w14:ligatures w14:val="none"/>
         </w:rPr>
+        <w:lastRenderedPageBreak/>
         <w:t>07.2.1 Compliance Governance</w:t>
       </w:r>
     </w:p>
@@ -2890,7 +2864,6 @@
           <w:lang w:val="en-GB" w:eastAsia="en-GB" w:bidi="ar-SA"/>
           <w14:ligatures w14:val="none"/>
         </w:rPr>
-        <w:lastRenderedPageBreak/>
         <w:t>07.2.3.2 Investigation Protocol</w:t>
       </w:r>
     </w:p>
@@ -2919,6 +2892,7 @@
           <w:lang w:val="en-GB" w:eastAsia="en-GB" w:bidi="ar-SA"/>
           <w14:ligatures w14:val="none"/>
         </w:rPr>
+        <w:lastRenderedPageBreak/>
         <w:t>Case registration</w:t>
       </w:r>
     </w:p>
@@ -3900,7 +3874,6 @@
           <w:lang w:val="en-GB" w:eastAsia="en-GB" w:bidi="ar-SA"/>
           <w14:ligatures w14:val="none"/>
         </w:rPr>
-        <w:lastRenderedPageBreak/>
         <w:t>Effective</w:t>
       </w:r>
     </w:p>
@@ -3957,6 +3930,7 @@
           <w:lang w:val="en-GB" w:eastAsia="en-GB" w:bidi="ar-SA"/>
           <w14:ligatures w14:val="none"/>
         </w:rPr>
+        <w:lastRenderedPageBreak/>
         <w:t>Ineffective</w:t>
       </w:r>
     </w:p>
@@ -4731,7 +4705,6 @@
           <w:lang w:val="en-GB" w:eastAsia="en-GB" w:bidi="ar-SA"/>
           <w14:ligatures w14:val="none"/>
         </w:rPr>
-        <w:lastRenderedPageBreak/>
         <w:t>07.5.2 Crisis Response Team Structure</w:t>
       </w:r>
     </w:p>
@@ -4760,6 +4733,7 @@
           <w:lang w:val="en-GB" w:eastAsia="en-GB" w:bidi="ar-SA"/>
           <w14:ligatures w14:val="none"/>
         </w:rPr>
+        <w:lastRenderedPageBreak/>
         <w:t>Crisis Leader</w:t>
       </w:r>
     </w:p>
@@ -5081,39 +5055,34 @@
     </w:p>
     <w:tbl>
       <w:tblPr>
+        <w:tblStyle w:val="PlainTable1"/>
         <w:tblW w:w="0" w:type="auto"/>
-        <w:tblCellSpacing w:w="15" w:type="dxa"/>
-        <w:tblCellMar>
-          <w:top w:w="15" w:type="dxa"/>
-          <w:left w:w="15" w:type="dxa"/>
-          <w:bottom w:w="15" w:type="dxa"/>
-          <w:right w:w="15" w:type="dxa"/>
-        </w:tblCellMar>
         <w:tblLook w:val="04A0" w:firstRow="1" w:lastRow="0" w:firstColumn="1" w:lastColumn="0" w:noHBand="0" w:noVBand="1"/>
       </w:tblPr>
       <w:tblGrid>
-        <w:gridCol w:w="3108"/>
-        <w:gridCol w:w="1655"/>
+        <w:gridCol w:w="3516"/>
+        <w:gridCol w:w="1796"/>
       </w:tblGrid>
       <w:tr>
         <w:trPr>
+          <w:cnfStyle w:val="100000000000" w:firstRow="1" w:lastRow="0" w:firstColumn="0" w:lastColumn="0" w:oddVBand="0" w:evenVBand="0" w:oddHBand="0" w:evenHBand="0" w:firstRowFirstColumn="0" w:firstRowLastColumn="0" w:lastRowFirstColumn="0" w:lastRowLastColumn="0"/>
           <w:tblHeader/>
-          <w:tblCellSpacing w:w="15" w:type="dxa"/>
         </w:trPr>
         <w:tc>
           <w:tcPr>
+            <w:cnfStyle w:val="001000000000" w:firstRow="0" w:lastRow="0" w:firstColumn="1" w:lastColumn="0" w:oddVBand="0" w:evenVBand="0" w:oddHBand="0" w:evenHBand="0" w:firstRowFirstColumn="0" w:firstRowLastColumn="0" w:lastRowFirstColumn="0" w:lastRowLastColumn="0"/>
             <w:tcW w:w="0" w:type="auto"/>
+            <w:shd w:val="clear" w:color="auto" w:fill="0E2841" w:themeFill="text2"/>
             <w:vAlign w:val="center"/>
             <w:hideMark/>
           </w:tcPr>
           <w:p>
             <w:pPr>
-              <w:spacing w:after="0" w:line="240" w:lineRule="auto"/>
               <w:jc w:val="center"/>
               <w:rPr>
                 <w:rFonts w:ascii="Times New Roman" w:eastAsia="Times New Roman" w:hAnsi="Times New Roman" w:cs="Times New Roman"/>
-                <w:b/>
-                <w:bCs/>
+                <w:b w:val="0"/>
+                <w:bCs w:val="0"/>
                 <w:kern w:val="0"/>
                 <w:sz w:val="24"/>
                 <w:szCs w:val="24"/>
@@ -5124,8 +5093,6 @@
             <w:r>
               <w:rPr>
                 <w:rFonts w:ascii="Times New Roman" w:eastAsia="Times New Roman" w:hAnsi="Times New Roman" w:cs="Times New Roman"/>
-                <w:b/>
-                <w:bCs/>
                 <w:kern w:val="0"/>
                 <w:sz w:val="24"/>
                 <w:szCs w:val="24"/>
@@ -5139,17 +5106,18 @@
         <w:tc>
           <w:tcPr>
             <w:tcW w:w="0" w:type="auto"/>
+            <w:shd w:val="clear" w:color="auto" w:fill="0E2841" w:themeFill="text2"/>
             <w:vAlign w:val="center"/>
             <w:hideMark/>
           </w:tcPr>
           <w:p>
             <w:pPr>
-              <w:spacing w:after="0" w:line="240" w:lineRule="auto"/>
               <w:jc w:val="center"/>
+              <w:cnfStyle w:val="100000000000" w:firstRow="1" w:lastRow="0" w:firstColumn="0" w:lastColumn="0" w:oddVBand="0" w:evenVBand="0" w:oddHBand="0" w:evenHBand="0" w:firstRowFirstColumn="0" w:firstRowLastColumn="0" w:lastRowFirstColumn="0" w:lastRowLastColumn="0"/>
               <w:rPr>
                 <w:rFonts w:ascii="Times New Roman" w:eastAsia="Times New Roman" w:hAnsi="Times New Roman" w:cs="Times New Roman"/>
-                <w:b/>
-                <w:bCs/>
+                <w:b w:val="0"/>
+                <w:bCs w:val="0"/>
                 <w:kern w:val="0"/>
                 <w:sz w:val="24"/>
                 <w:szCs w:val="24"/>
@@ -5160,8 +5128,6 @@
             <w:r>
               <w:rPr>
                 <w:rFonts w:ascii="Times New Roman" w:eastAsia="Times New Roman" w:hAnsi="Times New Roman" w:cs="Times New Roman"/>
-                <w:b/>
-                <w:bCs/>
                 <w:kern w:val="0"/>
                 <w:sz w:val="24"/>
                 <w:szCs w:val="24"/>
@@ -5175,17 +5141,16 @@
       </w:tr>
       <w:tr>
         <w:trPr>
-          <w:tblCellSpacing w:w="15" w:type="dxa"/>
+          <w:cnfStyle w:val="000000100000" w:firstRow="0" w:lastRow="0" w:firstColumn="0" w:lastColumn="0" w:oddVBand="0" w:evenVBand="0" w:oddHBand="1" w:evenHBand="0" w:firstRowFirstColumn="0" w:firstRowLastColumn="0" w:lastRowFirstColumn="0" w:lastRowLastColumn="0"/>
         </w:trPr>
         <w:tc>
           <w:tcPr>
+            <w:cnfStyle w:val="001000000000" w:firstRow="0" w:lastRow="0" w:firstColumn="1" w:lastColumn="0" w:oddVBand="0" w:evenVBand="0" w:oddHBand="0" w:evenHBand="0" w:firstRowFirstColumn="0" w:firstRowLastColumn="0" w:lastRowFirstColumn="0" w:lastRowLastColumn="0"/>
             <w:tcW w:w="0" w:type="auto"/>
-            <w:vAlign w:val="center"/>
             <w:hideMark/>
           </w:tcPr>
           <w:p>
             <w:pPr>
-              <w:spacing w:after="0" w:line="240" w:lineRule="auto"/>
               <w:rPr>
                 <w:rFonts w:ascii="Times New Roman" w:eastAsia="Times New Roman" w:hAnsi="Times New Roman" w:cs="Times New Roman"/>
                 <w:kern w:val="0"/>
@@ -5211,12 +5176,11 @@
         <w:tc>
           <w:tcPr>
             <w:tcW w:w="0" w:type="auto"/>
-            <w:vAlign w:val="center"/>
             <w:hideMark/>
           </w:tcPr>
           <w:p>
             <w:pPr>
-              <w:spacing w:after="0" w:line="240" w:lineRule="auto"/>
+              <w:cnfStyle w:val="000000100000" w:firstRow="0" w:lastRow="0" w:firstColumn="0" w:lastColumn="0" w:oddVBand="0" w:evenVBand="0" w:oddHBand="1" w:evenHBand="0" w:firstRowFirstColumn="0" w:firstRowLastColumn="0" w:lastRowFirstColumn="0" w:lastRowLastColumn="0"/>
               <w:rPr>
                 <w:rFonts w:ascii="Times New Roman" w:eastAsia="Times New Roman" w:hAnsi="Times New Roman" w:cs="Times New Roman"/>
                 <w:kern w:val="0"/>
@@ -5241,18 +5205,14 @@
         </w:tc>
       </w:tr>
       <w:tr>
-        <w:trPr>
-          <w:tblCellSpacing w:w="15" w:type="dxa"/>
-        </w:trPr>
         <w:tc>
           <w:tcPr>
+            <w:cnfStyle w:val="001000000000" w:firstRow="0" w:lastRow="0" w:firstColumn="1" w:lastColumn="0" w:oddVBand="0" w:evenVBand="0" w:oddHBand="0" w:evenHBand="0" w:firstRowFirstColumn="0" w:firstRowLastColumn="0" w:lastRowFirstColumn="0" w:lastRowLastColumn="0"/>
             <w:tcW w:w="0" w:type="auto"/>
-            <w:vAlign w:val="center"/>
             <w:hideMark/>
           </w:tcPr>
           <w:p>
             <w:pPr>
-              <w:spacing w:after="0" w:line="240" w:lineRule="auto"/>
               <w:rPr>
                 <w:rFonts w:ascii="Times New Roman" w:eastAsia="Times New Roman" w:hAnsi="Times New Roman" w:cs="Times New Roman"/>
                 <w:kern w:val="0"/>
@@ -5278,12 +5238,11 @@
         <w:tc>
           <w:tcPr>
             <w:tcW w:w="0" w:type="auto"/>
-            <w:vAlign w:val="center"/>
             <w:hideMark/>
           </w:tcPr>
           <w:p>
             <w:pPr>
-              <w:spacing w:after="0" w:line="240" w:lineRule="auto"/>
+              <w:cnfStyle w:val="000000000000" w:firstRow="0" w:lastRow="0" w:firstColumn="0" w:lastColumn="0" w:oddVBand="0" w:evenVBand="0" w:oddHBand="0" w:evenHBand="0" w:firstRowFirstColumn="0" w:firstRowLastColumn="0" w:lastRowFirstColumn="0" w:lastRowLastColumn="0"/>
               <w:rPr>
                 <w:rFonts w:ascii="Times New Roman" w:eastAsia="Times New Roman" w:hAnsi="Times New Roman" w:cs="Times New Roman"/>
                 <w:kern w:val="0"/>
@@ -5309,17 +5268,16 @@
       </w:tr>
       <w:tr>
         <w:trPr>
-          <w:tblCellSpacing w:w="15" w:type="dxa"/>
+          <w:cnfStyle w:val="000000100000" w:firstRow="0" w:lastRow="0" w:firstColumn="0" w:lastColumn="0" w:oddVBand="0" w:evenVBand="0" w:oddHBand="1" w:evenHBand="0" w:firstRowFirstColumn="0" w:firstRowLastColumn="0" w:lastRowFirstColumn="0" w:lastRowLastColumn="0"/>
         </w:trPr>
         <w:tc>
           <w:tcPr>
+            <w:cnfStyle w:val="001000000000" w:firstRow="0" w:lastRow="0" w:firstColumn="1" w:lastColumn="0" w:oddVBand="0" w:evenVBand="0" w:oddHBand="0" w:evenHBand="0" w:firstRowFirstColumn="0" w:firstRowLastColumn="0" w:lastRowFirstColumn="0" w:lastRowLastColumn="0"/>
             <w:tcW w:w="0" w:type="auto"/>
-            <w:vAlign w:val="center"/>
             <w:hideMark/>
           </w:tcPr>
           <w:p>
             <w:pPr>
-              <w:spacing w:after="0" w:line="240" w:lineRule="auto"/>
               <w:rPr>
                 <w:rFonts w:ascii="Times New Roman" w:eastAsia="Times New Roman" w:hAnsi="Times New Roman" w:cs="Times New Roman"/>
                 <w:kern w:val="0"/>
@@ -5345,12 +5303,11 @@
         <w:tc>
           <w:tcPr>
             <w:tcW w:w="0" w:type="auto"/>
-            <w:vAlign w:val="center"/>
             <w:hideMark/>
           </w:tcPr>
           <w:p>
             <w:pPr>
-              <w:spacing w:after="0" w:line="240" w:lineRule="auto"/>
+              <w:cnfStyle w:val="000000100000" w:firstRow="0" w:lastRow="0" w:firstColumn="0" w:lastColumn="0" w:oddVBand="0" w:evenVBand="0" w:oddHBand="1" w:evenHBand="0" w:firstRowFirstColumn="0" w:firstRowLastColumn="0" w:lastRowFirstColumn="0" w:lastRowLastColumn="0"/>
               <w:rPr>
                 <w:rFonts w:ascii="Times New Roman" w:eastAsia="Times New Roman" w:hAnsi="Times New Roman" w:cs="Times New Roman"/>
                 <w:kern w:val="0"/>
@@ -5375,18 +5332,14 @@
         </w:tc>
       </w:tr>
       <w:tr>
-        <w:trPr>
-          <w:tblCellSpacing w:w="15" w:type="dxa"/>
-        </w:trPr>
         <w:tc>
           <w:tcPr>
+            <w:cnfStyle w:val="001000000000" w:firstRow="0" w:lastRow="0" w:firstColumn="1" w:lastColumn="0" w:oddVBand="0" w:evenVBand="0" w:oddHBand="0" w:evenHBand="0" w:firstRowFirstColumn="0" w:firstRowLastColumn="0" w:lastRowFirstColumn="0" w:lastRowLastColumn="0"/>
             <w:tcW w:w="0" w:type="auto"/>
-            <w:vAlign w:val="center"/>
             <w:hideMark/>
           </w:tcPr>
           <w:p>
             <w:pPr>
-              <w:spacing w:after="0" w:line="240" w:lineRule="auto"/>
               <w:rPr>
                 <w:rFonts w:ascii="Times New Roman" w:eastAsia="Times New Roman" w:hAnsi="Times New Roman" w:cs="Times New Roman"/>
                 <w:kern w:val="0"/>
@@ -5412,12 +5365,11 @@
         <w:tc>
           <w:tcPr>
             <w:tcW w:w="0" w:type="auto"/>
-            <w:vAlign w:val="center"/>
             <w:hideMark/>
           </w:tcPr>
           <w:p>
             <w:pPr>
-              <w:spacing w:after="0" w:line="240" w:lineRule="auto"/>
+              <w:cnfStyle w:val="000000000000" w:firstRow="0" w:lastRow="0" w:firstColumn="0" w:lastColumn="0" w:oddVBand="0" w:evenVBand="0" w:oddHBand="0" w:evenHBand="0" w:firstRowFirstColumn="0" w:firstRowLastColumn="0" w:lastRowFirstColumn="0" w:lastRowLastColumn="0"/>
               <w:rPr>
                 <w:rFonts w:ascii="Times New Roman" w:eastAsia="Times New Roman" w:hAnsi="Times New Roman" w:cs="Times New Roman"/>
                 <w:kern w:val="0"/>
@@ -5443,17 +5395,16 @@
       </w:tr>
       <w:tr>
         <w:trPr>
-          <w:tblCellSpacing w:w="15" w:type="dxa"/>
+          <w:cnfStyle w:val="000000100000" w:firstRow="0" w:lastRow="0" w:firstColumn="0" w:lastColumn="0" w:oddVBand="0" w:evenVBand="0" w:oddHBand="1" w:evenHBand="0" w:firstRowFirstColumn="0" w:firstRowLastColumn="0" w:lastRowFirstColumn="0" w:lastRowLastColumn="0"/>
         </w:trPr>
         <w:tc>
           <w:tcPr>
+            <w:cnfStyle w:val="001000000000" w:firstRow="0" w:lastRow="0" w:firstColumn="1" w:lastColumn="0" w:oddVBand="0" w:evenVBand="0" w:oddHBand="0" w:evenHBand="0" w:firstRowFirstColumn="0" w:firstRowLastColumn="0" w:lastRowFirstColumn="0" w:lastRowLastColumn="0"/>
             <w:tcW w:w="0" w:type="auto"/>
-            <w:vAlign w:val="center"/>
             <w:hideMark/>
           </w:tcPr>
           <w:p>
             <w:pPr>
-              <w:spacing w:after="0" w:line="240" w:lineRule="auto"/>
               <w:rPr>
                 <w:rFonts w:ascii="Times New Roman" w:eastAsia="Times New Roman" w:hAnsi="Times New Roman" w:cs="Times New Roman"/>
                 <w:kern w:val="0"/>
@@ -5479,12 +5430,11 @@
         <w:tc>
           <w:tcPr>
             <w:tcW w:w="0" w:type="auto"/>
-            <w:vAlign w:val="center"/>
             <w:hideMark/>
           </w:tcPr>
           <w:p>
             <w:pPr>
-              <w:spacing w:after="0" w:line="240" w:lineRule="auto"/>
+              <w:cnfStyle w:val="000000100000" w:firstRow="0" w:lastRow="0" w:firstColumn="0" w:lastColumn="0" w:oddVBand="0" w:evenVBand="0" w:oddHBand="1" w:evenHBand="0" w:firstRowFirstColumn="0" w:firstRowLastColumn="0" w:lastRowFirstColumn="0" w:lastRowLastColumn="0"/>
               <w:rPr>
                 <w:rFonts w:ascii="Times New Roman" w:eastAsia="Times New Roman" w:hAnsi="Times New Roman" w:cs="Times New Roman"/>
                 <w:kern w:val="0"/>
@@ -5509,18 +5459,14 @@
         </w:tc>
       </w:tr>
       <w:tr>
-        <w:trPr>
-          <w:tblCellSpacing w:w="15" w:type="dxa"/>
-        </w:trPr>
         <w:tc>
           <w:tcPr>
+            <w:cnfStyle w:val="001000000000" w:firstRow="0" w:lastRow="0" w:firstColumn="1" w:lastColumn="0" w:oddVBand="0" w:evenVBand="0" w:oddHBand="0" w:evenHBand="0" w:firstRowFirstColumn="0" w:firstRowLastColumn="0" w:lastRowFirstColumn="0" w:lastRowLastColumn="0"/>
             <w:tcW w:w="0" w:type="auto"/>
-            <w:vAlign w:val="center"/>
             <w:hideMark/>
           </w:tcPr>
           <w:p>
             <w:pPr>
-              <w:spacing w:after="0" w:line="240" w:lineRule="auto"/>
               <w:rPr>
                 <w:rFonts w:ascii="Times New Roman" w:eastAsia="Times New Roman" w:hAnsi="Times New Roman" w:cs="Times New Roman"/>
                 <w:kern w:val="0"/>
@@ -5546,12 +5492,11 @@
         <w:tc>
           <w:tcPr>
             <w:tcW w:w="0" w:type="auto"/>
-            <w:vAlign w:val="center"/>
             <w:hideMark/>
           </w:tcPr>
           <w:p>
             <w:pPr>
-              <w:spacing w:after="0" w:line="240" w:lineRule="auto"/>
+              <w:cnfStyle w:val="000000000000" w:firstRow="0" w:lastRow="0" w:firstColumn="0" w:lastColumn="0" w:oddVBand="0" w:evenVBand="0" w:oddHBand="0" w:evenHBand="0" w:firstRowFirstColumn="0" w:firstRowLastColumn="0" w:lastRowFirstColumn="0" w:lastRowLastColumn="0"/>
               <w:rPr>
                 <w:rFonts w:ascii="Times New Roman" w:eastAsia="Times New Roman" w:hAnsi="Times New Roman" w:cs="Times New Roman"/>
                 <w:kern w:val="0"/>
@@ -5610,40 +5555,43 @@
           <w:kern w:val="0"/>
           <w:sz w:val="24"/>
           <w:szCs w:val="24"/>
-          <w:lang w:val="en-GB" w:eastAsia="en-GB" w:bidi="ar-SA"/>
-          <w14:ligatures w14:val="none"/>
-        </w:rPr>
-      </w:pPr>
-      <w:r>
-        <w:rPr>
-          <w:rFonts w:ascii="Times New Roman" w:eastAsia="Times New Roman" w:hAnsi="Times New Roman" w:cs="Times New Roman"/>
-          <w:kern w:val="0"/>
-          <w:sz w:val="24"/>
-          <w:szCs w:val="24"/>
-          <w:lang w:val="en-GB" w:eastAsia="en-GB" w:bidi="ar-SA"/>
-          <w14:ligatures w14:val="none"/>
-        </w:rPr>
-        <w:t>If you would like next:</w:t>
-      </w:r>
-    </w:p>
-    <w:p>
-      <w:pPr>
-        <w:spacing w:before="100" w:beforeAutospacing="1" w:after="100" w:afterAutospacing="1" w:line="240" w:lineRule="auto"/>
-        <w:rPr>
-          <w:rFonts w:ascii="Times New Roman" w:eastAsia="Times New Roman" w:hAnsi="Times New Roman" w:cs="Times New Roman"/>
-          <w:kern w:val="0"/>
-          <w:sz w:val="24"/>
-          <w:szCs w:val="24"/>
-          <w:lang w:val="en-GB" w:eastAsia="en-GB" w:bidi="ar-SA"/>
-          <w14:ligatures w14:val="none"/>
-        </w:rPr>
-      </w:pPr>
-      <w:r>
-        <w:rPr>
-          <w:rFonts w:ascii="Times New Roman" w:eastAsia="Times New Roman" w:hAnsi="Times New Roman" w:cs="Times New Roman"/>
-          <w:kern w:val="0"/>
-          <w:sz w:val="24"/>
-          <w:szCs w:val="24"/>
+          <w:highlight w:val="yellow"/>
+          <w:lang w:val="en-GB" w:eastAsia="en-GB" w:bidi="ar-SA"/>
+          <w14:ligatures w14:val="none"/>
+        </w:rPr>
+      </w:pPr>
+      <w:r>
+        <w:rPr>
+          <w:rFonts w:ascii="Times New Roman" w:eastAsia="Times New Roman" w:hAnsi="Times New Roman" w:cs="Times New Roman"/>
+          <w:kern w:val="0"/>
+          <w:sz w:val="24"/>
+          <w:szCs w:val="24"/>
+          <w:highlight w:val="yellow"/>
+          <w:lang w:val="en-GB" w:eastAsia="en-GB" w:bidi="ar-SA"/>
+          <w14:ligatures w14:val="none"/>
+        </w:rPr>
+        <w:t xml:space="preserve">Check these </w:t>
+      </w:r>
+    </w:p>
+    <w:p>
+      <w:pPr>
+        <w:spacing w:before="100" w:beforeAutospacing="1" w:after="100" w:afterAutospacing="1" w:line="240" w:lineRule="auto"/>
+        <w:rPr>
+          <w:rFonts w:ascii="Times New Roman" w:eastAsia="Times New Roman" w:hAnsi="Times New Roman" w:cs="Times New Roman"/>
+          <w:kern w:val="0"/>
+          <w:sz w:val="24"/>
+          <w:szCs w:val="24"/>
+          <w:lang w:val="en-GB" w:eastAsia="en-GB" w:bidi="ar-SA"/>
+          <w14:ligatures w14:val="none"/>
+        </w:rPr>
+      </w:pPr>
+      <w:r>
+        <w:rPr>
+          <w:rFonts w:ascii="Times New Roman" w:eastAsia="Times New Roman" w:hAnsi="Times New Roman" w:cs="Times New Roman"/>
+          <w:kern w:val="0"/>
+          <w:sz w:val="24"/>
+          <w:szCs w:val="24"/>
+          <w:highlight w:val="yellow"/>
           <w:lang w:val="en-GB" w:eastAsia="en-GB" w:bidi="ar-SA"/>
           <w14:ligatures w14:val="none"/>
         </w:rPr>
@@ -5655,6 +5603,7 @@
           <w:kern w:val="0"/>
           <w:sz w:val="24"/>
           <w:szCs w:val="24"/>
+          <w:highlight w:val="yellow"/>
           <w:lang w:val="en-GB" w:eastAsia="en-GB" w:bidi="ar-SA"/>
           <w14:ligatures w14:val="none"/>
         </w:rPr>
@@ -5666,6 +5615,7 @@
           <w:kern w:val="0"/>
           <w:sz w:val="24"/>
           <w:szCs w:val="24"/>
+          <w:highlight w:val="yellow"/>
           <w:lang w:val="en-GB" w:eastAsia="en-GB" w:bidi="ar-SA"/>
           <w14:ligatures w14:val="none"/>
         </w:rPr>
@@ -5677,6 +5627,7 @@
           <w:kern w:val="0"/>
           <w:sz w:val="24"/>
           <w:szCs w:val="24"/>
+          <w:highlight w:val="yellow"/>
           <w:lang w:val="en-GB" w:eastAsia="en-GB" w:bidi="ar-SA"/>
           <w14:ligatures w14:val="none"/>
         </w:rPr>
@@ -5689,6 +5640,7 @@
           <w:kern w:val="0"/>
           <w:sz w:val="24"/>
           <w:szCs w:val="24"/>
+          <w:highlight w:val="yellow"/>
           <w:lang w:val="en-GB" w:eastAsia="en-GB" w:bidi="ar-SA"/>
           <w14:ligatures w14:val="none"/>
         </w:rPr>
@@ -5700,6 +5652,7 @@
           <w:kern w:val="0"/>
           <w:sz w:val="24"/>
           <w:szCs w:val="24"/>
+          <w:highlight w:val="yellow"/>
           <w:lang w:val="en-GB" w:eastAsia="en-GB" w:bidi="ar-SA"/>
           <w14:ligatures w14:val="none"/>
         </w:rPr>
@@ -5711,6 +5664,7 @@
           <w:kern w:val="0"/>
           <w:sz w:val="24"/>
           <w:szCs w:val="24"/>
+          <w:highlight w:val="yellow"/>
           <w:lang w:val="en-GB" w:eastAsia="en-GB" w:bidi="ar-SA"/>
           <w14:ligatures w14:val="none"/>
         </w:rPr>
@@ -5723,6 +5677,7 @@
           <w:kern w:val="0"/>
           <w:sz w:val="24"/>
           <w:szCs w:val="24"/>
+          <w:highlight w:val="yellow"/>
           <w:lang w:val="en-GB" w:eastAsia="en-GB" w:bidi="ar-SA"/>
           <w14:ligatures w14:val="none"/>
         </w:rPr>
@@ -5734,6 +5689,7 @@
           <w:kern w:val="0"/>
           <w:sz w:val="24"/>
           <w:szCs w:val="24"/>
+          <w:highlight w:val="yellow"/>
           <w:lang w:val="en-GB" w:eastAsia="en-GB" w:bidi="ar-SA"/>
           <w14:ligatures w14:val="none"/>
         </w:rPr>
@@ -5745,6 +5701,7 @@
           <w:kern w:val="0"/>
           <w:sz w:val="24"/>
           <w:szCs w:val="24"/>
+          <w:highlight w:val="yellow"/>
           <w:lang w:val="en-GB" w:eastAsia="en-GB" w:bidi="ar-SA"/>
           <w14:ligatures w14:val="none"/>
         </w:rPr>
@@ -5757,6 +5714,7 @@
           <w:kern w:val="0"/>
           <w:sz w:val="24"/>
           <w:szCs w:val="24"/>
+          <w:highlight w:val="yellow"/>
           <w:lang w:val="en-GB" w:eastAsia="en-GB" w:bidi="ar-SA"/>
           <w14:ligatures w14:val="none"/>
         </w:rPr>
@@ -5768,6 +5726,7 @@
           <w:kern w:val="0"/>
           <w:sz w:val="24"/>
           <w:szCs w:val="24"/>
+          <w:highlight w:val="yellow"/>
           <w:lang w:val="en-GB" w:eastAsia="en-GB" w:bidi="ar-SA"/>
           <w14:ligatures w14:val="none"/>
         </w:rPr>
@@ -5779,6 +5738,7 @@
           <w:kern w:val="0"/>
           <w:sz w:val="24"/>
           <w:szCs w:val="24"/>
+          <w:highlight w:val="yellow"/>
           <w:lang w:val="en-GB" w:eastAsia="en-GB" w:bidi="ar-SA"/>
           <w14:ligatures w14:val="none"/>
         </w:rPr>
@@ -5791,6 +5751,7 @@
           <w:kern w:val="0"/>
           <w:sz w:val="24"/>
           <w:szCs w:val="24"/>
+          <w:highlight w:val="yellow"/>
           <w:lang w:val="en-GB" w:eastAsia="en-GB" w:bidi="ar-SA"/>
           <w14:ligatures w14:val="none"/>
         </w:rPr>
@@ -5802,6 +5763,7 @@
           <w:kern w:val="0"/>
           <w:sz w:val="24"/>
           <w:szCs w:val="24"/>
+          <w:highlight w:val="yellow"/>
           <w:lang w:val="en-GB" w:eastAsia="en-GB" w:bidi="ar-SA"/>
           <w14:ligatures w14:val="none"/>
         </w:rPr>
@@ -5809,32 +5771,21 @@
       </w:r>
     </w:p>
     <w:p>
-      <w:pPr>
-        <w:spacing w:before="100" w:beforeAutospacing="1" w:after="100" w:afterAutospacing="1" w:line="240" w:lineRule="auto"/>
-        <w:rPr>
-          <w:rFonts w:ascii="Times New Roman" w:eastAsia="Times New Roman" w:hAnsi="Times New Roman" w:cs="Times New Roman"/>
-          <w:kern w:val="0"/>
-          <w:sz w:val="24"/>
-          <w:szCs w:val="24"/>
-          <w:lang w:val="en-GB" w:eastAsia="en-GB" w:bidi="ar-SA"/>
-          <w14:ligatures w14:val="none"/>
-        </w:rPr>
-      </w:pPr>
-      <w:r>
-        <w:rPr>
-          <w:rFonts w:ascii="Times New Roman" w:eastAsia="Times New Roman" w:hAnsi="Times New Roman" w:cs="Times New Roman"/>
-          <w:kern w:val="0"/>
-          <w:sz w:val="24"/>
-          <w:szCs w:val="24"/>
-          <w:lang w:val="en-GB" w:eastAsia="en-GB" w:bidi="ar-SA"/>
-          <w14:ligatures w14:val="none"/>
-        </w:rPr>
-        <w:t>Tell me which direction we move next.</w:t>
-      </w:r>
-    </w:p>
-    <w:p/>
+      <w:r>
+        <w:rPr>
+          <w:rFonts w:ascii="Times New Roman" w:eastAsia="Times New Roman" w:hAnsi="Times New Roman" w:cs="Times New Roman"/>
+          <w:kern w:val="0"/>
+          <w:sz w:val="24"/>
+          <w:szCs w:val="24"/>
+          <w:lang w:val="en-GB" w:eastAsia="en-GB" w:bidi="ar-SA"/>
+          <w14:ligatures w14:val="none"/>
+        </w:rPr>
+        <w:t xml:space="preserve"> </w:t>
+      </w:r>
+    </w:p>
     <w:sectPr>
       <w:headerReference w:type="default" r:id="rId7"/>
+      <w:footerReference w:type="default" r:id="rId8"/>
       <w:pgSz w:w="11906" w:h="16838"/>
       <w:pgMar w:top="1440" w:right="1440" w:bottom="1440" w:left="1440" w:header="720" w:footer="720" w:gutter="0"/>
       <w:pgBorders w:offsetFrom="page">
@@ -5873,6 +5824,90 @@
     </w:p>
   </w:endnote>
 </w:endnotes>
+</file>
+
+<file path=word/footer1.xml><?xml version="1.0" encoding="utf-8"?>
+<w:ftr xmlns:wpc="http://schemas.microsoft.com/office/word/2010/wordprocessingCanvas" xmlns:cx="http://schemas.microsoft.com/office/drawing/2014/chartex" xmlns:cx1="http://schemas.microsoft.com/office/drawing/2015/9/8/chartex" xmlns:cx2="http://schemas.microsoft.com/office/drawing/2015/10/21/chartex" xmlns:cx3="http://schemas.microsoft.com/office/drawing/2016/5/9/chartex" xmlns:cx4="http://schemas.microsoft.com/office/drawing/2016/5/10/chartex" xmlns:cx5="http://schemas.microsoft.com/office/drawing/2016/5/11/chartex" xmlns:cx6="http://schemas.microsoft.com/office/drawing/2016/5/12/chartex" xmlns:cx7="http://schemas.microsoft.com/office/drawing/2016/5/13/chartex" xmlns:cx8="http://schemas.microsoft.com/office/drawing/2016/5/14/chartex" xmlns:mc="http://schemas.openxmlformats.org/markup-compatibility/2006" xmlns:aink="http://schemas.microsoft.com/office/drawing/2016/ink" xmlns:am3d="http://schemas.microsoft.com/office/drawing/2017/model3d" xmlns:o="urn:schemas-microsoft-com:office:office" xmlns:oel="http://schemas.microsoft.com/office/2019/extlst" xmlns:r="http://schemas.openxmlformats.org/officeDocument/2006/relationships" xmlns:m="http://schemas.openxmlformats.org/officeDocument/2006/math" xmlns:v="urn:schemas-microsoft-com:vml" xmlns:wp14="http://schemas.microsoft.com/office/word/2010/wordprocessingDrawing" xmlns:wp="http://schemas.openxmlformats.org/drawingml/2006/wordprocessingDrawing" xmlns:w10="urn:schemas-microsoft-com:office:word" xmlns:w="http://schemas.openxmlformats.org/wordprocessingml/2006/main" xmlns:w14="http://schemas.microsoft.com/office/word/2010/wordml" xmlns:w15="http://schemas.microsoft.com/office/word/2012/wordml" xmlns:w16cex="http://schemas.microsoft.com/office/word/2018/wordml/cex" xmlns:w16cid="http://schemas.microsoft.com/office/word/2016/wordml/cid" xmlns:w16="http://schemas.microsoft.com/office/word/2018/wordml" xmlns:w16du="http://schemas.microsoft.com/office/word/2023/wordml/word16du" xmlns:w16sdtdh="http://schemas.microsoft.com/office/word/2020/wordml/sdtdatahash" xmlns:w16sdtfl="http://schemas.microsoft.com/office/word/2024/wordml/sdtformatlock" xmlns:w16se="http://schemas.microsoft.com/office/word/2015/wordml/symex" xmlns:wpg="http://schemas.microsoft.com/office/word/2010/wordprocessingGroup" xmlns:wpi="http://schemas.microsoft.com/office/word/2010/wordprocessingInk" xmlns:wne="http://schemas.microsoft.com/office/word/2006/wordml" xmlns:wps="http://schemas.microsoft.com/office/word/2010/wordprocessingShape" mc:Ignorable="w14 w15 w16se w16cid w16 w16cex w16sdtdh w16sdtfl w16du wp14">
+  <w:sdt>
+    <w:sdtPr>
+      <w:rPr>
+        <w:rFonts w:asciiTheme="majorHAnsi" w:eastAsiaTheme="majorEastAsia" w:hAnsiTheme="majorHAnsi" w:cstheme="majorBidi"/>
+        <w:sz w:val="28"/>
+        <w:szCs w:val="28"/>
+        <w:lang w:val="en-GB"/>
+      </w:rPr>
+      <w:id w:val="-1928807429"/>
+      <w:docPartObj>
+        <w:docPartGallery w:val="Page Numbers (Bottom of Page)"/>
+        <w:docPartUnique/>
+      </w:docPartObj>
+    </w:sdtPr>
+    <w:sdtEndPr>
+      <w:rPr>
+        <w:lang w:val="en-US"/>
+      </w:rPr>
+    </w:sdtEndPr>
+    <w:sdtContent>
+      <w:p>
+        <w:pPr>
+          <w:pStyle w:val="Footer"/>
+          <w:jc w:val="right"/>
+          <w:rPr>
+            <w:rFonts w:asciiTheme="majorHAnsi" w:eastAsiaTheme="majorEastAsia" w:hAnsiTheme="majorHAnsi" w:cstheme="majorBidi"/>
+            <w:sz w:val="28"/>
+            <w:szCs w:val="28"/>
+          </w:rPr>
+        </w:pPr>
+        <w:r>
+          <w:rPr>
+            <w:rFonts w:asciiTheme="majorHAnsi" w:eastAsiaTheme="majorEastAsia" w:hAnsiTheme="majorHAnsi" w:cstheme="majorBidi"/>
+            <w:sz w:val="28"/>
+            <w:szCs w:val="28"/>
+            <w:lang w:val="en-GB"/>
+          </w:rPr>
+          <w:t xml:space="preserve">pg. </w:t>
+        </w:r>
+        <w:r>
+          <w:rPr>
+            <w:rFonts w:eastAsiaTheme="minorEastAsia" w:cs="Times New Roman"/>
+          </w:rPr>
+          <w:fldChar w:fldCharType="begin"/>
+        </w:r>
+        <w:r>
+          <w:instrText>PAGE    \* MERGEFORMAT</w:instrText>
+        </w:r>
+        <w:r>
+          <w:rPr>
+            <w:rFonts w:eastAsiaTheme="minorEastAsia" w:cs="Times New Roman"/>
+          </w:rPr>
+          <w:fldChar w:fldCharType="separate"/>
+        </w:r>
+        <w:r>
+          <w:rPr>
+            <w:rFonts w:asciiTheme="majorHAnsi" w:eastAsiaTheme="majorEastAsia" w:hAnsiTheme="majorHAnsi" w:cstheme="majorBidi"/>
+            <w:sz w:val="28"/>
+            <w:szCs w:val="28"/>
+            <w:lang w:val="en-GB"/>
+          </w:rPr>
+          <w:t>2</w:t>
+        </w:r>
+        <w:r>
+          <w:rPr>
+            <w:rFonts w:asciiTheme="majorHAnsi" w:eastAsiaTheme="majorEastAsia" w:hAnsiTheme="majorHAnsi" w:cstheme="majorBidi"/>
+            <w:sz w:val="28"/>
+            <w:szCs w:val="28"/>
+          </w:rPr>
+          <w:fldChar w:fldCharType="end"/>
+        </w:r>
+      </w:p>
+    </w:sdtContent>
+  </w:sdt>
+  <w:p>
+    <w:pPr>
+      <w:pStyle w:val="Footer"/>
+    </w:pPr>
+  </w:p>
+</w:ftr>
 </file>
 
 <file path=word/footnotes.xml><?xml version="1.0" encoding="utf-8"?>
@@ -11005,6 +11040,69 @@
       <w:lang w:val="en-US" w:bidi="ar-EG"/>
     </w:rPr>
   </w:style>
+  <w:style w:type="table" w:styleId="PlainTable1">
+    <w:name w:val="Plain Table 1"/>
+    <w:basedOn w:val="TableNormal"/>
+    <w:uiPriority w:val="41"/>
+    <w:rsid w:val="00BE0A60"/>
+    <w:pPr>
+      <w:spacing w:after="0" w:line="240" w:lineRule="auto"/>
+    </w:pPr>
+    <w:tblPr>
+      <w:tblStyleRowBandSize w:val="1"/>
+      <w:tblStyleColBandSize w:val="1"/>
+      <w:tblBorders>
+        <w:top w:val="single" w:sz="4" w:space="0" w:color="BFBFBF" w:themeColor="background1" w:themeShade="BF"/>
+        <w:left w:val="single" w:sz="4" w:space="0" w:color="BFBFBF" w:themeColor="background1" w:themeShade="BF"/>
+        <w:bottom w:val="single" w:sz="4" w:space="0" w:color="BFBFBF" w:themeColor="background1" w:themeShade="BF"/>
+        <w:right w:val="single" w:sz="4" w:space="0" w:color="BFBFBF" w:themeColor="background1" w:themeShade="BF"/>
+        <w:insideH w:val="single" w:sz="4" w:space="0" w:color="BFBFBF" w:themeColor="background1" w:themeShade="BF"/>
+        <w:insideV w:val="single" w:sz="4" w:space="0" w:color="BFBFBF" w:themeColor="background1" w:themeShade="BF"/>
+      </w:tblBorders>
+    </w:tblPr>
+    <w:tblStylePr w:type="firstRow">
+      <w:rPr>
+        <w:b/>
+        <w:bCs/>
+      </w:rPr>
+    </w:tblStylePr>
+    <w:tblStylePr w:type="lastRow">
+      <w:rPr>
+        <w:b/>
+        <w:bCs/>
+      </w:rPr>
+      <w:tblPr/>
+      <w:tcPr>
+        <w:tcBorders>
+          <w:top w:val="double" w:sz="4" w:space="0" w:color="BFBFBF" w:themeColor="background1" w:themeShade="BF"/>
+        </w:tcBorders>
+      </w:tcPr>
+    </w:tblStylePr>
+    <w:tblStylePr w:type="firstCol">
+      <w:rPr>
+        <w:b/>
+        <w:bCs/>
+      </w:rPr>
+    </w:tblStylePr>
+    <w:tblStylePr w:type="lastCol">
+      <w:rPr>
+        <w:b/>
+        <w:bCs/>
+      </w:rPr>
+    </w:tblStylePr>
+    <w:tblStylePr w:type="band1Vert">
+      <w:tblPr/>
+      <w:tcPr>
+        <w:shd w:val="clear" w:color="auto" w:fill="F2F2F2" w:themeFill="background1" w:themeFillShade="F2"/>
+      </w:tcPr>
+    </w:tblStylePr>
+    <w:tblStylePr w:type="band1Horz">
+      <w:tblPr/>
+      <w:tcPr>
+        <w:shd w:val="clear" w:color="auto" w:fill="F2F2F2" w:themeFill="background1" w:themeFillShade="F2"/>
+      </w:tcPr>
+    </w:tblStylePr>
+  </w:style>
 </w:styles>
 </file>
 
